--- a/laravel-app/database/data/internship/handbooks/machine_learning/Beyond_ML_Internship_Day_080_Student_Handbook.docx
+++ b/laravel-app/database/data/internship/handbooks/machine_learning/Beyond_ML_Internship_Day_080_Student_Handbook.docx
@@ -38,7 +38,7 @@
           <w:color w:val="1E293B"/>
           <w:sz w:val="28"/>
         </w:rPr>
-        <w:t>Decision Trees</w:t>
+        <w:t>Evaluation, Cross-Validation, and Tuning: Assessment and Professional Report</w:t>
       </w:r>
     </w:p>
     <w:p>
@@ -50,7 +50,7 @@
           <w:b w:val="0"/>
           <w:sz w:val="22"/>
         </w:rPr>
-        <w:t>Guided practical. Full student study guide and practical laboratory manual for Beyond Enterprise interns.</w:t>
+        <w:t>Phase assessment. Full student study guide and practical laboratory manual for Beyond Enterprise interns.</w:t>
       </w:r>
     </w:p>
     <w:tbl>
@@ -141,7 +141,7 @@
               <w:rPr>
                 <w:sz w:val="18"/>
               </w:rPr>
-              <w:t>Guided practical</w:t>
+              <w:t>Phase assessment</w:t>
             </w:r>
           </w:p>
         </w:tc>
@@ -167,7 +167,7 @@
               <w:rPr>
                 <w:sz w:val="18"/>
               </w:rPr>
-              <w:t>8 hours</w:t>
+              <w:t>8.0 hours</w:t>
             </w:r>
           </w:p>
         </w:tc>
@@ -180,7 +180,7 @@
               <w:rPr>
                 <w:sz w:val="18"/>
               </w:rPr>
-              <w:t>Python, Jupyter, pandas and scikit-learn on a laptop</w:t>
+              <w:t>scikit-learn, Optuna optional, MLflow local, Jupyter</w:t>
             </w:r>
           </w:p>
         </w:tc>
@@ -198,7 +198,7 @@
           <w:color w:val="0B3F90"/>
           <w:sz w:val="20"/>
         </w:rPr>
-        <w:t>Day 80 objective  Complete the guided practical for Decision Trees: Apply decision trees safely and explain the result in a professional technical report.</w:t>
+        <w:t>Day 80 objective  Complete the phase assessment for Evaluation, Cross-Validation, and Tuning: Assessment and Professional Report: Apply Evaluation, Cross-Validation, and Tuning: Assessment and Professional Report to an approved public or synthetic dataset, measure the result against a documented baseline and acceptance criterion, independently verify it, and explain limitations in a professional technical report.</w:t>
       </w:r>
     </w:p>
     <w:p>
@@ -270,7 +270,7 @@
           <w:b w:val="0"/>
           <w:sz w:val="22"/>
         </w:rPr>
-        <w:t>Submit: Screenshots/photos of the major steps, configuration or worksheet, and a concise result description..</w:t>
+        <w:t>Submit: Baseline screenshot, reproducible project, evaluation evidence, independent verification, responsible-ML check, and professional report..</w:t>
       </w:r>
     </w:p>
     <w:p>
@@ -364,7 +364,7 @@
               <w:rPr>
                 <w:sz w:val="18"/>
               </w:rPr>
-              <w:t>0:00–0:20</w:t>
+              <w:t>0:00–0:30</w:t>
             </w:r>
           </w:p>
         </w:tc>
@@ -377,7 +377,7 @@
               <w:rPr>
                 <w:sz w:val="18"/>
               </w:rPr>
-              <w:t>Authorization + tool verify</w:t>
+              <w:t>Assessment brief + rubric review</w:t>
             </w:r>
           </w:p>
         </w:tc>
@@ -390,7 +390,7 @@
               <w:rPr>
                 <w:sz w:val="18"/>
               </w:rPr>
-              <w:t>Pre-flight</w:t>
+              <w:t>Plan</w:t>
             </w:r>
           </w:p>
         </w:tc>
@@ -405,7 +405,7 @@
               <w:rPr>
                 <w:sz w:val="18"/>
               </w:rPr>
-              <w:t>0:20–1:50</w:t>
+              <w:t>0:30–2:30</w:t>
             </w:r>
           </w:p>
         </w:tc>
@@ -418,7 +418,7 @@
               <w:rPr>
                 <w:sz w:val="18"/>
               </w:rPr>
-              <w:t>Guided practical steps 1–N</w:t>
+              <w:t>End-to-end demonstration</w:t>
             </w:r>
           </w:p>
         </w:tc>
@@ -431,7 +431,7 @@
               <w:rPr>
                 <w:sz w:val="18"/>
               </w:rPr>
-              <w:t>Working artifact</w:t>
+              <w:t>Demo evidence</w:t>
             </w:r>
           </w:p>
         </w:tc>
@@ -446,7 +446,7 @@
               <w:rPr>
                 <w:sz w:val="18"/>
               </w:rPr>
-              <w:t>1:50–2:05</w:t>
+              <w:t>2:30–2:45</w:t>
             </w:r>
           </w:p>
         </w:tc>
@@ -487,7 +487,7 @@
               <w:rPr>
                 <w:sz w:val="18"/>
               </w:rPr>
-              <w:t>2:05–3:50</w:t>
+              <w:t>2:45–4:15</w:t>
             </w:r>
           </w:p>
         </w:tc>
@@ -500,7 +500,7 @@
               <w:rPr>
                 <w:sz w:val="18"/>
               </w:rPr>
-              <w:t>Evaluation / measurement</w:t>
+              <w:t>Self-score against rubric</w:t>
             </w:r>
           </w:p>
         </w:tc>
@@ -513,7 +513,7 @@
               <w:rPr>
                 <w:sz w:val="18"/>
               </w:rPr>
-              <w:t>Metrics or checks</w:t>
+              <w:t>Self-score sheet</w:t>
             </w:r>
           </w:p>
         </w:tc>
@@ -528,7 +528,7 @@
               <w:rPr>
                 <w:sz w:val="18"/>
               </w:rPr>
-              <w:t>3:50–4:05</w:t>
+              <w:t>4:15–5:45</w:t>
             </w:r>
           </w:p>
         </w:tc>
@@ -541,7 +541,7 @@
               <w:rPr>
                 <w:sz w:val="18"/>
               </w:rPr>
-              <w:t>Break</w:t>
+              <w:t>Reflection: wins, failures, next steps</w:t>
             </w:r>
           </w:p>
         </w:tc>
@@ -554,7 +554,7 @@
               <w:rPr>
                 <w:sz w:val="18"/>
               </w:rPr>
-              <w:t>—</w:t>
+              <w:t>Reflection</w:t>
             </w:r>
           </w:p>
         </w:tc>
@@ -569,7 +569,7 @@
               <w:rPr>
                 <w:sz w:val="18"/>
               </w:rPr>
-              <w:t>4:05–5:50</w:t>
+              <w:t>5:45–8:00</w:t>
             </w:r>
           </w:p>
         </w:tc>
@@ -582,7 +582,7 @@
               <w:rPr>
                 <w:sz w:val="18"/>
               </w:rPr>
-              <w:t>Responsible checkpoint + fixes</w:t>
+              <w:t>Final evidence pack + report</w:t>
             </w:r>
           </w:p>
         </w:tc>
@@ -595,89 +595,7 @@
               <w:rPr>
                 <w:sz w:val="18"/>
               </w:rPr>
-              <w:t>Risk table</w:t>
-            </w:r>
-          </w:p>
-        </w:tc>
-      </w:tr>
-      <w:tr>
-        <w:tc>
-          <w:tcPr>
-            <w:tcW w:type="dxa" w:w="3408"/>
-          </w:tcPr>
-          <w:p>
-            <w:r>
-              <w:rPr>
-                <w:sz w:val="18"/>
-              </w:rPr>
-              <w:t>5:50–7:10</w:t>
-            </w:r>
-          </w:p>
-        </w:tc>
-        <w:tc>
-          <w:tcPr>
-            <w:tcW w:type="dxa" w:w="3408"/>
-          </w:tcPr>
-          <w:p>
-            <w:r>
-              <w:rPr>
-                <w:sz w:val="18"/>
-              </w:rPr>
-              <w:t>Evidence + report</w:t>
-            </w:r>
-          </w:p>
-        </w:tc>
-        <w:tc>
-          <w:tcPr>
-            <w:tcW w:type="dxa" w:w="3408"/>
-          </w:tcPr>
-          <w:p>
-            <w:r>
-              <w:rPr>
-                <w:sz w:val="18"/>
-              </w:rPr>
-              <w:t>Pack</w:t>
-            </w:r>
-          </w:p>
-        </w:tc>
-      </w:tr>
-      <w:tr>
-        <w:tc>
-          <w:tcPr>
-            <w:tcW w:type="dxa" w:w="3408"/>
-          </w:tcPr>
-          <w:p>
-            <w:r>
-              <w:rPr>
-                <w:sz w:val="18"/>
-              </w:rPr>
-              <w:t>7:10–8:00</w:t>
-            </w:r>
-          </w:p>
-        </w:tc>
-        <w:tc>
-          <w:tcPr>
-            <w:tcW w:type="dxa" w:w="3408"/>
-          </w:tcPr>
-          <w:p>
-            <w:r>
-              <w:rPr>
-                <w:sz w:val="18"/>
-              </w:rPr>
-              <w:t>Self-check + supervisor rehearsal</w:t>
-            </w:r>
-          </w:p>
-        </w:tc>
-        <w:tc>
-          <w:tcPr>
-            <w:tcW w:type="dxa" w:w="3408"/>
-          </w:tcPr>
-          <w:p>
-            <w:r>
-              <w:rPr>
-                <w:sz w:val="18"/>
-              </w:rPr>
-              <w:t>Ready pack</w:t>
+              <w:t>Submission</w:t>
             </w:r>
           </w:p>
         </w:tc>
@@ -701,7 +619,7 @@
           <w:b w:val="0"/>
           <w:sz w:val="20"/>
         </w:rPr>
-        <w:t>Curriculum objective (source of truth): Apply decision trees safely and explain the result in a professional technical report.</w:t>
+        <w:t>Curriculum objective (source of truth): Apply Evaluation, Cross-Validation, and Tuning: Assessment and Professional Report to an approved public or synthetic dataset, measure the result against a documented baseline and acceptance criterion, independently verify it, and explain limitations in a professional technical report.</w:t>
       </w:r>
     </w:p>
     <w:p>
@@ -713,7 +631,7 @@
           <w:b w:val="0"/>
           <w:sz w:val="22"/>
         </w:rPr>
-        <w:t>Explain Decision Trees to a supervisor in under two minutes.</w:t>
+        <w:t>Explain Evaluation, Cross-Validation, and Tuning: Assessment and Professional Report to a supervisor in under two minutes.</w:t>
       </w:r>
     </w:p>
     <w:p>
@@ -725,7 +643,7 @@
           <w:b w:val="0"/>
           <w:sz w:val="22"/>
         </w:rPr>
-        <w:t>Configure or verify the approved tools required for Decision Trees.</w:t>
+        <w:t>Configure or verify the approved tools required for Evaluation, Cross-Validation, and Tuning: Assessment and Professional Report.</w:t>
       </w:r>
     </w:p>
     <w:p>
@@ -737,7 +655,7 @@
           <w:b w:val="0"/>
           <w:sz w:val="22"/>
         </w:rPr>
-        <w:t>Implement or perform the guided practical practical for this topic.</w:t>
+        <w:t>Implement or perform the phase assessment practical for this topic.</w:t>
       </w:r>
     </w:p>
     <w:p>
@@ -793,7 +711,7 @@
           <w:b w:val="0"/>
           <w:sz w:val="22"/>
         </w:rPr>
-        <w:t>Define the professional meaning of “Decision Trees” before you use tools. Do not split the title into meaningless words. Connect each concept to today's practical action.</w:t>
+        <w:t>Define the professional meaning of “Evaluation, Cross-Validation, and Tuning: Assessment and Professional Report” before you use tools. Do not split the title into meaningless words. Connect each concept to today's practical action.</w:t>
       </w:r>
     </w:p>
     <w:tbl>
@@ -914,7 +832,7 @@
               <w:rPr>
                 <w:sz w:val="18"/>
               </w:rPr>
-              <w:t>Professional practice for Decision Trees</w:t>
+              <w:t>Professional practice for Evaluation, Cross-Validation, and Tuning: Assessment and Professional Report</w:t>
             </w:r>
           </w:p>
         </w:tc>
@@ -1348,7 +1266,7 @@
           <w:b w:val="0"/>
           <w:sz w:val="22"/>
         </w:rPr>
-        <w:t>Tools available: Python, Jupyter, pandas and scikit-learn on a laptop.</w:t>
+        <w:t>Tools available: scikit-learn, Optuna optional, MLflow local, Jupyter.</w:t>
       </w:r>
     </w:p>
     <w:p>
@@ -1463,7 +1381,7 @@
               <w:rPr>
                 <w:sz w:val="18"/>
               </w:rPr>
-              <w:t>Python, Jupyter, pandas and scikit-learn on a laptop</w:t>
+              <w:t>scikit-learn, Optuna optional, MLflow local, Jupyter</w:t>
             </w:r>
           </w:p>
         </w:tc>
@@ -1545,7 +1463,7 @@
           <w:b w:val="0"/>
           <w:sz w:val="18"/>
         </w:rPr>
-        <w:t>└── Day_80_Decision_Trees/</w:t>
+        <w:t>└── Day_80_Evaluation_Cross_Validation_and_Tuning_Assessmen/</w:t>
       </w:r>
     </w:p>
     <w:p>
@@ -1698,7 +1616,7 @@
           <w:b w:val="0"/>
           <w:sz w:val="18"/>
         </w:rPr>
-        <w:t>mkdir Beyond_ML_Internship\Day_80_Decision_Trees\evidence, Beyond_ML_Internship\Day_80_Decision_Trees\notebooks, Beyond_ML_Internship\Day_80_Decision_Trees\src, Beyond_ML_Internship\Day_80_Decision_Trees\data, Beyond_ML_Internship\Day_80_Decision_Trees\output, Beyond_ML_Internship\Day_80_Decision_Trees\report -Force</w:t>
+        <w:t>mkdir Beyond_ML_Internship\Day_80_Evaluation_Cross_Validation_and_Tuning_Assessmen\evidence, Beyond_ML_Internship\Day_80_Evaluation_Cross_Validation_and_Tuning_Assessmen\notebooks, Beyond_ML_Internship\Day_80_Evaluation_Cross_Validation_and_Tuning_Assessmen\src, Beyond_ML_Internship\Day_80_Evaluation_Cross_Validation_and_Tuning_Assessmen\data, Beyond_ML_Internship\Day_80_Evaluation_Cross_Validation_and_Tuning_Assessmen\output, Beyond_ML_Internship\Day_80_Evaluation_Cross_Validation_and_Tuning_Assessmen\report -Force</w:t>
       </w:r>
     </w:p>
     <w:p/>
@@ -1739,7 +1657,7 @@
           <w:b w:val="0"/>
           <w:sz w:val="18"/>
         </w:rPr>
-        <w:t>mkdir -p Beyond_ML_Internship/Day_80_Decision_Trees/{evidence,notebooks,src,data,output,report}</w:t>
+        <w:t>mkdir -p Beyond_ML_Internship/Day_80_Evaluation_Cross_Validation_and_Tuning_Assessmen/{evidence,notebooks,src,data,output,report}</w:t>
       </w:r>
     </w:p>
     <w:p/>
@@ -1855,7 +1773,7 @@
           <w:color w:val="0B3F90"/>
           <w:sz w:val="24"/>
         </w:rPr>
-        <w:t>Guided practical: Decision Trees</w:t>
+        <w:t>Phase assessment: Evaluation, Cross-Validation, and Tuning: Assessment and Professional Report</w:t>
       </w:r>
     </w:p>
     <w:p>
@@ -1879,7 +1797,7 @@
           <w:b w:val="0"/>
           <w:sz w:val="20"/>
         </w:rPr>
-        <w:t>• Follow the approved step-by-step lab for decision trees. Record every important command, setting or connection.</w:t>
+        <w:t>• Confirm the written objective, authorized dataset, licence, privacy classification, computing boundary, supervisor approvals, and stop conditions.</w:t>
       </w:r>
     </w:p>
     <w:p>
@@ -1891,7 +1809,7 @@
           <w:b w:val="0"/>
           <w:sz w:val="20"/>
         </w:rPr>
-        <w:t>• Work only in an authorized lab, VM or on equipment assigned by Beyond.</w:t>
+        <w:t>• Create the day folder with data/raw, data/processed, notebooks, src, tests, models, output, evidence, and report; never overwrite prior evidence.</w:t>
       </w:r>
     </w:p>
     <w:p>
@@ -1903,7 +1821,79 @@
           <w:b w:val="0"/>
           <w:sz w:val="20"/>
         </w:rPr>
-        <w:t>• Keep time entries truthful and ask the supervisor before changing production equipment.</w:t>
+        <w:t>• Record OS, Python, package, seed, dataset version/hash, hardware, and tools: scikit-learn, Optuna optional, MLflow local, Jupyter.</w:t>
+      </w:r>
+    </w:p>
+    <w:p>
+      <w:pPr>
+        <w:spacing w:after="120"/>
+      </w:pPr>
+      <w:r>
+        <w:rPr>
+          <w:b w:val="0"/>
+          <w:sz w:val="20"/>
+        </w:rPr>
+        <w:t>• Frame the prediction or analysis task, target population, features, label, intended user, baseline, metric, acceptance threshold, and harmful misuse to avoid.</w:t>
+      </w:r>
+    </w:p>
+    <w:p>
+      <w:pPr>
+        <w:spacing w:after="120"/>
+      </w:pPr>
+      <w:r>
+        <w:rPr>
+          <w:b w:val="0"/>
+          <w:sz w:val="20"/>
+        </w:rPr>
+        <w:t>• Inspect data quality before modeling; check schema, missingness, duplicates, ranges, imbalance, representativeness, provenance, and leakage risks.</w:t>
+      </w:r>
+    </w:p>
+    <w:p>
+      <w:pPr>
+        <w:spacing w:after="120"/>
+      </w:pPr>
+      <w:r>
+        <w:rPr>
+          <w:b w:val="0"/>
+          <w:sz w:val="20"/>
+        </w:rPr>
+        <w:t>• Implement the practical objective: Apply Evaluation, Cross-Validation, and Tuning: Assessment and Professional Report to an approved public or synthetic dataset, measure the result against a documented baseline and acceptance criterion, independently verify it, and explain limitations in a professional technical report.</w:t>
+      </w:r>
+    </w:p>
+    <w:p>
+      <w:pPr>
+        <w:spacing w:after="120"/>
+      </w:pPr>
+      <w:r>
+        <w:rPr>
+          <w:b w:val="0"/>
+          <w:sz w:val="20"/>
+        </w:rPr>
+        <w:t>• Evaluate on untouched validation/test data with appropriate metrics, slice analysis, errors, uncertainty, and comparison to the baseline or heuristic.</w:t>
+      </w:r>
+    </w:p>
+    <w:p>
+      <w:pPr>
+        <w:spacing w:after="120"/>
+      </w:pPr>
+      <w:r>
+        <w:rPr>
+          <w:b w:val="0"/>
+          <w:sz w:val="20"/>
+        </w:rPr>
+        <w:t>• Independently verify by a clean rerun from saved dependencies and seeds plus a unit test, alternate calculation, peer review, or supervisor check.</w:t>
+      </w:r>
+    </w:p>
+    <w:p>
+      <w:pPr>
+        <w:spacing w:after="120"/>
+      </w:pPr>
+      <w:r>
+        <w:rPr>
+          <w:b w:val="0"/>
+          <w:sz w:val="20"/>
+        </w:rPr>
+        <w:t>• Save privacy-reviewed evidence, model/data documentation, troubleshooting, limitations, restoration/cleanup record, and an honest AI/tool-assistance disclosure.</w:t>
       </w:r>
     </w:p>
     <w:p>
@@ -1929,7 +1919,7 @@
           <w:b w:val="0"/>
           <w:sz w:val="18"/>
         </w:rPr>
-        <w:t># day_80_lab.py — Guided practical: Decision Trees</w:t>
+        <w:t># day_80_lab.py — Phase assessment: Evaluation, Cross-Validation, and Tuning: Assessment and Professional Report</w:t>
       </w:r>
     </w:p>
     <w:p>
@@ -1971,7 +1961,7 @@
           <w:b w:val="0"/>
           <w:sz w:val="18"/>
         </w:rPr>
-        <w:t>"""Day 80 practical starter for Decision Trees.</w:t>
+        <w:t>"""Day 80 practical starter for Evaluation, Cross-Validation, and Tuning: Assessment and Professional Report.</w:t>
       </w:r>
     </w:p>
     <w:p>
@@ -2153,7 +2143,7 @@
           <w:b w:val="0"/>
           <w:sz w:val="18"/>
         </w:rPr>
-        <w:t xml:space="preserve">    print("Program topic:", 'Decision Trees')</w:t>
+        <w:t xml:space="preserve">    print("Program topic:", 'Evaluation, Cross-Validation, and Tuning: Assessment and Professional Report')</w:t>
       </w:r>
     </w:p>
     <w:p>
@@ -2167,7 +2157,7 @@
           <w:b w:val="0"/>
           <w:sz w:val="18"/>
         </w:rPr>
-        <w:t xml:space="preserve">    print("Day mode:", 'Guided practical')</w:t>
+        <w:t xml:space="preserve">    print("Day mode:", 'Phase assessment')</w:t>
       </w:r>
     </w:p>
     <w:p>
@@ -4353,7 +4343,7 @@
                 <w:color w:val="FFFFFF"/>
                 <w:sz w:val="18"/>
               </w:rPr>
-              <w:t>CHECK</w:t>
+              <w:t>METRIC</w:t>
             </w:r>
           </w:p>
         </w:tc>
@@ -4369,7 +4359,7 @@
                 <w:color w:val="FFFFFF"/>
                 <w:sz w:val="18"/>
               </w:rPr>
-              <w:t>SUCCESS CRITERION</w:t>
+              <w:t>QUESTION</w:t>
             </w:r>
           </w:p>
         </w:tc>
@@ -4385,7 +4375,7 @@
                 <w:color w:val="FFFFFF"/>
                 <w:sz w:val="18"/>
               </w:rPr>
-              <w:t>LIMITATION</w:t>
+              <w:t>CAUTION</w:t>
             </w:r>
           </w:p>
         </w:tc>
@@ -4400,7 +4390,7 @@
               <w:rPr>
                 <w:sz w:val="18"/>
               </w:rPr>
-              <w:t>Functional result</w:t>
+              <w:t>Accuracy / error rate</w:t>
             </w:r>
           </w:p>
         </w:tc>
@@ -4413,7 +4403,7 @@
               <w:rPr>
                 <w:sz w:val="18"/>
               </w:rPr>
-              <w:t>Meets today's objective</w:t>
+              <w:t>Overall correctness?</w:t>
             </w:r>
           </w:p>
         </w:tc>
@@ -4426,7 +4416,7 @@
               <w:rPr>
                 <w:sz w:val="18"/>
               </w:rPr>
-              <w:t>Classroom demo ≠ production</w:t>
+              <w:t>Weak on imbalanced data</w:t>
             </w:r>
           </w:p>
         </w:tc>
@@ -4441,7 +4431,7 @@
               <w:rPr>
                 <w:sz w:val="18"/>
               </w:rPr>
-              <w:t>Safety compliance</w:t>
+              <w:t>Precision / recall / F1</w:t>
             </w:r>
           </w:p>
         </w:tc>
@@ -4454,7 +4444,7 @@
               <w:rPr>
                 <w:sz w:val="18"/>
               </w:rPr>
-              <w:t>No rule breached</w:t>
+              <w:t>Error type trade-off?</w:t>
             </w:r>
           </w:p>
         </w:tc>
@@ -4467,7 +4457,7 @@
               <w:rPr>
                 <w:sz w:val="18"/>
               </w:rPr>
-              <w:t>Still needs supervisor judgment</w:t>
+              <w:t>Optimize for the real cost of mistakes</w:t>
             </w:r>
           </w:p>
         </w:tc>
@@ -4482,7 +4472,7 @@
               <w:rPr>
                 <w:sz w:val="18"/>
               </w:rPr>
-              <w:t>Reproducibility</w:t>
+              <w:t>Latency / resource use</w:t>
             </w:r>
           </w:p>
         </w:tc>
@@ -4495,7 +4485,7 @@
               <w:rPr>
                 <w:sz w:val="18"/>
               </w:rPr>
-              <w:t>Second check agrees</w:t>
+              <w:t>Is it usable?</w:t>
             </w:r>
           </w:p>
         </w:tc>
@@ -4508,7 +4498,7 @@
               <w:rPr>
                 <w:sz w:val="18"/>
               </w:rPr>
-              <w:t>Environment drift possible</w:t>
+              <w:t>Lab laptop ≠ production load</w:t>
             </w:r>
           </w:p>
         </w:tc>
@@ -5772,7 +5762,7 @@
           <w:b w:val="0"/>
           <w:sz w:val="22"/>
         </w:rPr>
-        <w:t>Objective addressed for Decision Trees</w:t>
+        <w:t>Objective addressed for Evaluation, Cross-Validation, and Tuning: Assessment and Professional Report</w:t>
       </w:r>
     </w:p>
     <w:p>
@@ -5784,7 +5774,7 @@
           <w:b w:val="0"/>
           <w:sz w:val="22"/>
         </w:rPr>
-        <w:t>Guided practical practical completed</w:t>
+        <w:t>Phase assessment practical completed</w:t>
       </w:r>
     </w:p>
     <w:p>
@@ -5876,7 +5866,7 @@
           <w:b w:val="0"/>
           <w:sz w:val="22"/>
         </w:rPr>
-        <w:t>Matches: Screenshots/photos of the major steps, configuration or worksheet, and a concise result description.</w:t>
+        <w:t>Matches: Baseline screenshot, reproducible project, evaluation evidence, independent verification, responsible-ML check, and professional report.</w:t>
       </w:r>
     </w:p>
     <w:p>
@@ -5908,7 +5898,7 @@
           <w:b w:val="0"/>
           <w:sz w:val="22"/>
         </w:rPr>
-        <w:t>Explain Decision Trees without reading.</w:t>
+        <w:t>Explain Evaluation, Cross-Validation, and Tuning: Assessment and Professional Report without reading.</w:t>
       </w:r>
     </w:p>
     <w:p>
@@ -6000,7 +5990,7 @@
           <w:b w:val="0"/>
           <w:sz w:val="22"/>
         </w:rPr>
-        <w:t>Today is Day 80 (Guided practical) on Decision Trees. I worked only in the authorized Beyond ML / data science lab. I completed the practical objective, verified with a second check, and packaged evidence. Main risk: unauthorized or unsafe action; control: checklist + supervisor escalation. Limitation: classroom/lab scope only. Next: continue the topic cycle and keep documentation reproducible.</w:t>
+        <w:t>Today is Day 80 (Phase assessment) on Evaluation, Cross-Validation, and Tuning: Assessment and Professional Report. I worked only in the authorized Beyond ML / data science lab. I completed the practical objective, verified with a second check, and packaged evidence. Main risk: unauthorized or unsafe action; control: checklist + supervisor escalation. Limitation: classroom/lab scope only. Next: continue the topic cycle and keep documentation reproducible.</w:t>
       </w:r>
     </w:p>
     <w:p>
